--- a/admin.docx
+++ b/admin.docx
@@ -9,46 +9,20 @@
           <w:numId w:val="2"/>
         </w:numPr>
       </w:pPr>
-      <w:proofErr w:type="spellStart"/>
       <w:r>
-        <w:t>account_firstname</w:t>
-      </w:r>
-      <w:proofErr w:type="spellEnd"/>
-      <w:r>
-        <w:t>: Basic</w:t>
+        <w:t>account_firstname: Basic</w:t>
       </w:r>
       <w:r>
         <w:br/>
-      </w:r>
-      <w:proofErr w:type="spellStart"/>
-      <w:r>
-        <w:t>account_lastname</w:t>
-      </w:r>
-      <w:proofErr w:type="spellEnd"/>
-      <w:r>
-        <w:t>: Client</w:t>
+        <w:t>account_lastname: Client</w:t>
       </w:r>
       <w:r>
         <w:br/>
-      </w:r>
-      <w:proofErr w:type="spellStart"/>
-      <w:r>
-        <w:t>account_email</w:t>
-      </w:r>
-      <w:proofErr w:type="spellEnd"/>
-      <w:r>
-        <w:t>: basic@340.edu</w:t>
+        <w:t>account_email: basic@340.edu</w:t>
       </w:r>
       <w:r>
         <w:br/>
-      </w:r>
-      <w:proofErr w:type="spellStart"/>
-      <w:r>
-        <w:t>account_password</w:t>
-      </w:r>
-      <w:proofErr w:type="spellEnd"/>
-      <w:r>
-        <w:t>: I@mABas1cCl!3nt</w:t>
+        <w:t>account_password: I@mABas1cCl!3nt</w:t>
       </w:r>
     </w:p>
     <w:p>
@@ -58,46 +32,20 @@
           <w:numId w:val="2"/>
         </w:numPr>
       </w:pPr>
-      <w:proofErr w:type="spellStart"/>
       <w:r>
-        <w:t>account_firstname</w:t>
-      </w:r>
-      <w:proofErr w:type="spellEnd"/>
-      <w:r>
-        <w:t>: Happy</w:t>
+        <w:t>account_firstname: Happy</w:t>
       </w:r>
       <w:r>
         <w:br/>
-      </w:r>
-      <w:proofErr w:type="spellStart"/>
-      <w:r>
-        <w:t>account_lastname</w:t>
-      </w:r>
-      <w:proofErr w:type="spellEnd"/>
-      <w:r>
-        <w:t>: Employee</w:t>
+        <w:t>account_lastname: Employee</w:t>
       </w:r>
       <w:r>
         <w:br/>
-      </w:r>
-      <w:proofErr w:type="spellStart"/>
-      <w:r>
-        <w:t>account_email</w:t>
-      </w:r>
-      <w:proofErr w:type="spellEnd"/>
-      <w:r>
-        <w:t>: happy@340.edu</w:t>
+        <w:t>account_email: happy@340.edu</w:t>
       </w:r>
       <w:r>
         <w:br/>
-      </w:r>
-      <w:proofErr w:type="spellStart"/>
-      <w:r>
-        <w:t>account_password</w:t>
-      </w:r>
-      <w:proofErr w:type="spellEnd"/>
-      <w:r>
-        <w:t>: I@mAnEmpl0y33</w:t>
+        <w:t>account_password: I@mAnEmpl0y33</w:t>
       </w:r>
     </w:p>
     <w:p>
@@ -107,54 +55,20 @@
           <w:numId w:val="2"/>
         </w:numPr>
       </w:pPr>
-      <w:proofErr w:type="spellStart"/>
       <w:r>
-        <w:t>account_firstname</w:t>
-      </w:r>
-      <w:proofErr w:type="spellEnd"/>
-      <w:r>
-        <w:t>: Manager</w:t>
+        <w:t>account_firstname: Manager</w:t>
       </w:r>
       <w:r>
         <w:br/>
-      </w:r>
-      <w:proofErr w:type="spellStart"/>
-      <w:r>
-        <w:t>account_lastname</w:t>
-      </w:r>
-      <w:proofErr w:type="spellEnd"/>
-      <w:r>
-        <w:t>: User</w:t>
+        <w:t>account_lastname: User</w:t>
       </w:r>
       <w:r>
         <w:br/>
-      </w:r>
-      <w:proofErr w:type="spellStart"/>
-      <w:r>
-        <w:t>account_email</w:t>
-      </w:r>
-      <w:proofErr w:type="spellEnd"/>
-      <w:r>
-        <w:t>: manager@340.edu</w:t>
+        <w:t>account_email: manager@340.edu</w:t>
       </w:r>
       <w:r>
         <w:br/>
-      </w:r>
-      <w:proofErr w:type="spellStart"/>
-      <w:r>
-        <w:t>account_password</w:t>
-      </w:r>
-      <w:proofErr w:type="spellEnd"/>
-      <w:r>
-        <w:t>: I@</w:t>
-      </w:r>
-      <w:proofErr w:type="gramStart"/>
-      <w:r>
-        <w:t>mAnAdm!n</w:t>
-      </w:r>
-      <w:proofErr w:type="gramEnd"/>
-      <w:r>
-        <w:t>1strat0r</w:t>
+        <w:t>account_password: I@mAnAdm!n1strat0r</w:t>
       </w:r>
     </w:p>
     <w:p/>
@@ -1008,6 +922,7 @@
   <w:style w:type="character" w:default="1" w:styleId="DefaultParagraphFont">
     <w:name w:val="Default Paragraph Font"/>
     <w:uiPriority w:val="1"/>
+    <w:semiHidden/>
     <w:unhideWhenUsed/>
   </w:style>
   <w:style w:type="table" w:default="1" w:styleId="TableNormal">

--- a/admin.docx
+++ b/admin.docx
@@ -9,20 +9,46 @@
           <w:numId w:val="2"/>
         </w:numPr>
       </w:pPr>
-      <w:r>
-        <w:t>account_firstname: Basic</w:t>
+      <w:proofErr w:type="spellStart"/>
+      <w:r>
+        <w:t>account_firstname</w:t>
+      </w:r>
+      <w:proofErr w:type="spellEnd"/>
+      <w:r>
+        <w:t>: Basic</w:t>
       </w:r>
       <w:r>
         <w:br/>
-        <w:t>account_lastname: Client</w:t>
+      </w:r>
+      <w:proofErr w:type="spellStart"/>
+      <w:r>
+        <w:t>account_lastname</w:t>
+      </w:r>
+      <w:proofErr w:type="spellEnd"/>
+      <w:r>
+        <w:t>: Client</w:t>
       </w:r>
       <w:r>
         <w:br/>
-        <w:t>account_email: basic@340.edu</w:t>
+      </w:r>
+      <w:proofErr w:type="spellStart"/>
+      <w:r>
+        <w:t>account_email</w:t>
+      </w:r>
+      <w:proofErr w:type="spellEnd"/>
+      <w:r>
+        <w:t>: basic@340.edu</w:t>
       </w:r>
       <w:r>
         <w:br/>
-        <w:t>account_password: I@mABas1cCl!3nt</w:t>
+      </w:r>
+      <w:proofErr w:type="spellStart"/>
+      <w:r>
+        <w:t>account_password</w:t>
+      </w:r>
+      <w:proofErr w:type="spellEnd"/>
+      <w:r>
+        <w:t>: I@mABas1cCl!3nt</w:t>
       </w:r>
     </w:p>
     <w:p>
@@ -32,20 +58,46 @@
           <w:numId w:val="2"/>
         </w:numPr>
       </w:pPr>
-      <w:r>
-        <w:t>account_firstname: Happy</w:t>
+      <w:proofErr w:type="spellStart"/>
+      <w:r>
+        <w:t>account_firstname</w:t>
+      </w:r>
+      <w:proofErr w:type="spellEnd"/>
+      <w:r>
+        <w:t>: Happy</w:t>
       </w:r>
       <w:r>
         <w:br/>
-        <w:t>account_lastname: Employee</w:t>
+      </w:r>
+      <w:proofErr w:type="spellStart"/>
+      <w:r>
+        <w:t>account_lastname</w:t>
+      </w:r>
+      <w:proofErr w:type="spellEnd"/>
+      <w:r>
+        <w:t>: Employee</w:t>
       </w:r>
       <w:r>
         <w:br/>
-        <w:t>account_email: happy@340.edu</w:t>
+      </w:r>
+      <w:proofErr w:type="spellStart"/>
+      <w:r>
+        <w:t>account_email</w:t>
+      </w:r>
+      <w:proofErr w:type="spellEnd"/>
+      <w:r>
+        <w:t>: happy@340.edu</w:t>
       </w:r>
       <w:r>
         <w:br/>
-        <w:t>account_password: I@mAnEmpl0y33</w:t>
+      </w:r>
+      <w:proofErr w:type="spellStart"/>
+      <w:r>
+        <w:t>account_password</w:t>
+      </w:r>
+      <w:proofErr w:type="spellEnd"/>
+      <w:r>
+        <w:t>: I@mAnEmpl0y33</w:t>
       </w:r>
     </w:p>
     <w:p>
@@ -55,20 +107,160 @@
           <w:numId w:val="2"/>
         </w:numPr>
       </w:pPr>
-      <w:r>
-        <w:t>account_firstname: Manager</w:t>
+      <w:proofErr w:type="spellStart"/>
+      <w:r>
+        <w:t>account_firstname</w:t>
+      </w:r>
+      <w:proofErr w:type="spellEnd"/>
+      <w:r>
+        <w:t>: Manager</w:t>
       </w:r>
       <w:r>
         <w:br/>
-        <w:t>account_lastname: User</w:t>
+      </w:r>
+      <w:proofErr w:type="spellStart"/>
+      <w:r>
+        <w:t>account_lastname</w:t>
+      </w:r>
+      <w:proofErr w:type="spellEnd"/>
+      <w:r>
+        <w:t>: User</w:t>
       </w:r>
       <w:r>
         <w:br/>
-        <w:t>account_email: manager@340.edu</w:t>
+      </w:r>
+      <w:proofErr w:type="spellStart"/>
+      <w:r>
+        <w:t>account_email</w:t>
+      </w:r>
+      <w:proofErr w:type="spellEnd"/>
+      <w:r>
+        <w:t>: manager@340.edu</w:t>
       </w:r>
       <w:r>
         <w:br/>
-        <w:t>account_password: I@mAnAdm!n1strat0r</w:t>
+      </w:r>
+      <w:proofErr w:type="spellStart"/>
+      <w:r>
+        <w:t>account_password</w:t>
+      </w:r>
+      <w:proofErr w:type="spellEnd"/>
+      <w:r>
+        <w:t>: I@</w:t>
+      </w:r>
+      <w:proofErr w:type="gramStart"/>
+      <w:r>
+        <w:t>mAnAdm!n</w:t>
+      </w:r>
+      <w:proofErr w:type="gramEnd"/>
+      <w:r>
+        <w:t>1strat0r</w:t>
+      </w:r>
+    </w:p>
+    <w:p>
+      <w:pPr>
+        <w:ind w:left="360"/>
+      </w:pPr>
+      <w:r>
+        <w:t>I implemented a Favorites feature that allows logged-in users to save vehicles.</w:t>
+      </w:r>
+    </w:p>
+    <w:p>
+      <w:pPr>
+        <w:ind w:left="360"/>
+      </w:pPr>
+    </w:p>
+    <w:p>
+      <w:pPr>
+        <w:ind w:left="360"/>
+      </w:pPr>
+      <w:r>
+        <w:t>- Created a favorites table in the database</w:t>
+      </w:r>
+    </w:p>
+    <w:p>
+      <w:pPr>
+        <w:ind w:left="360"/>
+      </w:pPr>
+      <w:r>
+        <w:t>- Built model functions to store and retrieve favorites</w:t>
+      </w:r>
+    </w:p>
+    <w:p>
+      <w:pPr>
+        <w:ind w:left="360"/>
+      </w:pPr>
+      <w:r>
+        <w:t>- Added controller functions for adding and viewing favorites</w:t>
+      </w:r>
+    </w:p>
+    <w:p>
+      <w:pPr>
+        <w:ind w:left="360"/>
+      </w:pPr>
+      <w:r>
+        <w:t>- Created a new favorites view</w:t>
+      </w:r>
+    </w:p>
+    <w:p>
+      <w:pPr>
+        <w:ind w:left="360"/>
+      </w:pPr>
+      <w:r>
+        <w:t>- Added a button on vehicle detail pages to save vehicles</w:t>
+      </w:r>
+    </w:p>
+    <w:p>
+      <w:pPr>
+        <w:ind w:left="360"/>
+      </w:pPr>
+      <w:r>
+        <w:t>- Restricted access to logged-in users only</w:t>
+      </w:r>
+    </w:p>
+    <w:p>
+      <w:pPr>
+        <w:ind w:left="360"/>
+      </w:pPr>
+    </w:p>
+    <w:p>
+      <w:pPr>
+        <w:ind w:left="360"/>
+      </w:pPr>
+      <w:r>
+        <w:t>To access:</w:t>
+      </w:r>
+    </w:p>
+    <w:p>
+      <w:pPr>
+        <w:ind w:left="360"/>
+      </w:pPr>
+      <w:r>
+        <w:t>1. Log in to the application</w:t>
+      </w:r>
+    </w:p>
+    <w:p>
+      <w:pPr>
+        <w:ind w:left="360"/>
+      </w:pPr>
+      <w:r>
+        <w:t>2. Navigate to any vehicle detail page</w:t>
+      </w:r>
+    </w:p>
+    <w:p>
+      <w:pPr>
+        <w:ind w:left="360"/>
+      </w:pPr>
+      <w:r>
+        <w:t>3. Click "Add to Favorites"</w:t>
+      </w:r>
+    </w:p>
+    <w:p>
+      <w:pPr>
+        <w:ind w:left="360"/>
+      </w:pPr>
+      <w:r>
+        <w:t>4. Visit /account/favorites to view saved vehicles</w:t>
       </w:r>
     </w:p>
     <w:p/>
